--- a/8.资源管理/1.流程制度规范类文件/080104-服务知识管理制度.docx
+++ b/8.资源管理/1.流程制度规范类文件/080104-服务知识管理制度.docx
@@ -7,7 +7,13 @@
         <w:pStyle w:val="31"/>
         <w:bidi w:val="0"/>
       </w:pPr>
-      <w:bookmarkStart w:id="0" w:name="_Toc21111"/>
+    </w:p>
+    <w:p>
+      <w:pPr>
+        <w:pStyle w:val="31"/>
+        <w:bidi w:val="0"/>
+      </w:pPr>
+      <w:bookmarkStart w:id="0" w:name="_Toc2874"/>
       <w:r>
         <w:t>服务知识管理制度</w:t>
       </w:r>
@@ -18,7 +24,7 @@
         <w:pStyle w:val="32"/>
         <w:bidi w:val="0"/>
       </w:pPr>
-      <w:bookmarkStart w:id="1" w:name="_Toc12853"/>
+      <w:bookmarkStart w:id="1" w:name="_Toc1274"/>
       <w:r>
         <w:t>甘肃国邦信息科技有限公司</w:t>
       </w:r>
@@ -724,19 +730,6 @@
           <w:szCs w:val="24"/>
         </w:rPr>
       </w:pPr>
-    </w:p>
-    <w:p>
-      <w:pPr>
-        <w:rPr>
-          <w:rFonts w:ascii="Verdana" w:hAnsi="Verdana" w:eastAsia="Verdana" w:cs="Verdana"/>
-          <w:b/>
-          <w:bCs/>
-          <w:color w:val="333333"/>
-          <w:spacing w:val="-8"/>
-          <w:sz w:val="24"/>
-          <w:szCs w:val="24"/>
-        </w:rPr>
-      </w:pPr>
       <w:r>
         <w:rPr>
           <w:rFonts w:ascii="Verdana" w:hAnsi="Verdana" w:eastAsia="Verdana" w:cs="Verdana"/>
@@ -808,8 +801,6 @@
               <w:tab w:val="right" w:leader="dot" w:pos="8886"/>
             </w:tabs>
           </w:pPr>
-          <w:bookmarkStart w:id="22" w:name="_GoBack"/>
-          <w:bookmarkEnd w:id="22"/>
           <w:r>
             <w:rPr>
               <w:rFonts w:hint="eastAsia" w:ascii="Microsoft JhengHei" w:hAnsi="Microsoft JhengHei" w:eastAsia="Microsoft JhengHei" w:cs="Microsoft JhengHei"/>
@@ -863,7 +854,7 @@
               <w:spacing w:val="-8"/>
               <w:szCs w:val="24"/>
             </w:rPr>
-            <w:instrText xml:space="preserve"> HYPERLINK \l _Toc21111 </w:instrText>
+            <w:instrText xml:space="preserve"> HYPERLINK \l _Toc2874 </w:instrText>
           </w:r>
           <w:r>
             <w:rPr>
@@ -884,7 +875,7 @@
             <w:fldChar w:fldCharType="begin"/>
           </w:r>
           <w:r>
-            <w:instrText xml:space="preserve"> PAGEREF _Toc21111 \h </w:instrText>
+            <w:instrText xml:space="preserve"> PAGEREF _Toc2874 \h </w:instrText>
           </w:r>
           <w:r>
             <w:fldChar w:fldCharType="separate"/>
@@ -930,7 +921,7 @@
               <w:spacing w:val="-8"/>
               <w:szCs w:val="24"/>
             </w:rPr>
-            <w:instrText xml:space="preserve"> HYPERLINK \l _Toc12853 </w:instrText>
+            <w:instrText xml:space="preserve"> HYPERLINK \l _Toc1274 </w:instrText>
           </w:r>
           <w:r>
             <w:rPr>
@@ -951,7 +942,7 @@
             <w:fldChar w:fldCharType="begin"/>
           </w:r>
           <w:r>
-            <w:instrText xml:space="preserve"> PAGEREF _Toc12853 \h </w:instrText>
+            <w:instrText xml:space="preserve"> PAGEREF _Toc1274 \h </w:instrText>
           </w:r>
           <w:r>
             <w:fldChar w:fldCharType="separate"/>
@@ -997,7 +988,7 @@
               <w:spacing w:val="-8"/>
               <w:szCs w:val="24"/>
             </w:rPr>
-            <w:instrText xml:space="preserve"> HYPERLINK \l _Toc10778 </w:instrText>
+            <w:instrText xml:space="preserve"> HYPERLINK \l _Toc19998 </w:instrText>
           </w:r>
           <w:r>
             <w:rPr>
@@ -1027,7 +1018,7 @@
             <w:fldChar w:fldCharType="begin"/>
           </w:r>
           <w:r>
-            <w:instrText xml:space="preserve"> PAGEREF _Toc10778 \h </w:instrText>
+            <w:instrText xml:space="preserve"> PAGEREF _Toc19998 \h </w:instrText>
           </w:r>
           <w:r>
             <w:fldChar w:fldCharType="separate"/>
@@ -1073,7 +1064,7 @@
               <w:spacing w:val="-8"/>
               <w:szCs w:val="24"/>
             </w:rPr>
-            <w:instrText xml:space="preserve"> HYPERLINK \l _Toc27968 </w:instrText>
+            <w:instrText xml:space="preserve"> HYPERLINK \l _Toc29115 </w:instrText>
           </w:r>
           <w:r>
             <w:rPr>
@@ -1103,7 +1094,7 @@
             <w:fldChar w:fldCharType="begin"/>
           </w:r>
           <w:r>
-            <w:instrText xml:space="preserve"> PAGEREF _Toc27968 \h </w:instrText>
+            <w:instrText xml:space="preserve"> PAGEREF _Toc29115 \h </w:instrText>
           </w:r>
           <w:r>
             <w:fldChar w:fldCharType="separate"/>
@@ -1149,7 +1140,7 @@
               <w:spacing w:val="-8"/>
               <w:szCs w:val="24"/>
             </w:rPr>
-            <w:instrText xml:space="preserve"> HYPERLINK \l _Toc4799 </w:instrText>
+            <w:instrText xml:space="preserve"> HYPERLINK \l _Toc25405 </w:instrText>
           </w:r>
           <w:r>
             <w:rPr>
@@ -1179,7 +1170,7 @@
             <w:fldChar w:fldCharType="begin"/>
           </w:r>
           <w:r>
-            <w:instrText xml:space="preserve"> PAGEREF _Toc4799 \h </w:instrText>
+            <w:instrText xml:space="preserve"> PAGEREF _Toc25405 \h </w:instrText>
           </w:r>
           <w:r>
             <w:fldChar w:fldCharType="separate"/>
@@ -1225,7 +1216,7 @@
               <w:spacing w:val="-8"/>
               <w:szCs w:val="24"/>
             </w:rPr>
-            <w:instrText xml:space="preserve"> HYPERLINK \l _Toc18207 </w:instrText>
+            <w:instrText xml:space="preserve"> HYPERLINK \l _Toc11611 </w:instrText>
           </w:r>
           <w:r>
             <w:rPr>
@@ -1255,7 +1246,7 @@
             <w:fldChar w:fldCharType="begin"/>
           </w:r>
           <w:r>
-            <w:instrText xml:space="preserve"> PAGEREF _Toc18207 \h </w:instrText>
+            <w:instrText xml:space="preserve"> PAGEREF _Toc11611 \h </w:instrText>
           </w:r>
           <w:r>
             <w:fldChar w:fldCharType="separate"/>
@@ -1301,7 +1292,7 @@
               <w:spacing w:val="-8"/>
               <w:szCs w:val="24"/>
             </w:rPr>
-            <w:instrText xml:space="preserve"> HYPERLINK \l _Toc9813 </w:instrText>
+            <w:instrText xml:space="preserve"> HYPERLINK \l _Toc6146 </w:instrText>
           </w:r>
           <w:r>
             <w:rPr>
@@ -1331,7 +1322,7 @@
             <w:fldChar w:fldCharType="begin"/>
           </w:r>
           <w:r>
-            <w:instrText xml:space="preserve"> PAGEREF _Toc9813 \h </w:instrText>
+            <w:instrText xml:space="preserve"> PAGEREF _Toc6146 \h </w:instrText>
           </w:r>
           <w:r>
             <w:fldChar w:fldCharType="separate"/>
@@ -1377,7 +1368,7 @@
               <w:spacing w:val="-8"/>
               <w:szCs w:val="24"/>
             </w:rPr>
-            <w:instrText xml:space="preserve"> HYPERLINK \l _Toc4834 </w:instrText>
+            <w:instrText xml:space="preserve"> HYPERLINK \l _Toc20021 </w:instrText>
           </w:r>
           <w:r>
             <w:rPr>
@@ -1407,7 +1398,7 @@
             <w:fldChar w:fldCharType="begin"/>
           </w:r>
           <w:r>
-            <w:instrText xml:space="preserve"> PAGEREF _Toc4834 \h </w:instrText>
+            <w:instrText xml:space="preserve"> PAGEREF _Toc20021 \h </w:instrText>
           </w:r>
           <w:r>
             <w:fldChar w:fldCharType="separate"/>
@@ -1453,7 +1444,7 @@
               <w:spacing w:val="-8"/>
               <w:szCs w:val="24"/>
             </w:rPr>
-            <w:instrText xml:space="preserve"> HYPERLINK \l _Toc28961 </w:instrText>
+            <w:instrText xml:space="preserve"> HYPERLINK \l _Toc5525 </w:instrText>
           </w:r>
           <w:r>
             <w:rPr>
@@ -1483,7 +1474,7 @@
             <w:fldChar w:fldCharType="begin"/>
           </w:r>
           <w:r>
-            <w:instrText xml:space="preserve"> PAGEREF _Toc28961 \h </w:instrText>
+            <w:instrText xml:space="preserve"> PAGEREF _Toc5525 \h </w:instrText>
           </w:r>
           <w:r>
             <w:fldChar w:fldCharType="separate"/>
@@ -1529,7 +1520,7 @@
               <w:spacing w:val="-8"/>
               <w:szCs w:val="24"/>
             </w:rPr>
-            <w:instrText xml:space="preserve"> HYPERLINK \l _Toc25440 </w:instrText>
+            <w:instrText xml:space="preserve"> HYPERLINK \l _Toc23616 </w:instrText>
           </w:r>
           <w:r>
             <w:rPr>
@@ -1559,13 +1550,13 @@
             <w:fldChar w:fldCharType="begin"/>
           </w:r>
           <w:r>
-            <w:instrText xml:space="preserve"> PAGEREF _Toc25440 \h </w:instrText>
+            <w:instrText xml:space="preserve"> PAGEREF _Toc23616 \h </w:instrText>
           </w:r>
           <w:r>
             <w:fldChar w:fldCharType="separate"/>
           </w:r>
           <w:r>
-            <w:t>5</w:t>
+            <w:t>6</w:t>
           </w:r>
           <w:r>
             <w:fldChar w:fldCharType="end"/>
@@ -1605,7 +1596,7 @@
               <w:spacing w:val="-8"/>
               <w:szCs w:val="24"/>
             </w:rPr>
-            <w:instrText xml:space="preserve"> HYPERLINK \l _Toc15261 </w:instrText>
+            <w:instrText xml:space="preserve"> HYPERLINK \l _Toc25036 </w:instrText>
           </w:r>
           <w:r>
             <w:rPr>
@@ -1635,7 +1626,7 @@
             <w:fldChar w:fldCharType="begin"/>
           </w:r>
           <w:r>
-            <w:instrText xml:space="preserve"> PAGEREF _Toc15261 \h </w:instrText>
+            <w:instrText xml:space="preserve"> PAGEREF _Toc25036 \h </w:instrText>
           </w:r>
           <w:r>
             <w:fldChar w:fldCharType="separate"/>
@@ -1681,7 +1672,7 @@
               <w:spacing w:val="-8"/>
               <w:szCs w:val="24"/>
             </w:rPr>
-            <w:instrText xml:space="preserve"> HYPERLINK \l _Toc25641 </w:instrText>
+            <w:instrText xml:space="preserve"> HYPERLINK \l _Toc29870 </w:instrText>
           </w:r>
           <w:r>
             <w:rPr>
@@ -1711,7 +1702,7 @@
             <w:fldChar w:fldCharType="begin"/>
           </w:r>
           <w:r>
-            <w:instrText xml:space="preserve"> PAGEREF _Toc25641 \h </w:instrText>
+            <w:instrText xml:space="preserve"> PAGEREF _Toc29870 \h </w:instrText>
           </w:r>
           <w:r>
             <w:fldChar w:fldCharType="separate"/>
@@ -1757,7 +1748,7 @@
               <w:spacing w:val="-8"/>
               <w:szCs w:val="24"/>
             </w:rPr>
-            <w:instrText xml:space="preserve"> HYPERLINK \l _Toc23597 </w:instrText>
+            <w:instrText xml:space="preserve"> HYPERLINK \l _Toc231 </w:instrText>
           </w:r>
           <w:r>
             <w:rPr>
@@ -1787,7 +1778,7 @@
             <w:fldChar w:fldCharType="begin"/>
           </w:r>
           <w:r>
-            <w:instrText xml:space="preserve"> PAGEREF _Toc23597 \h </w:instrText>
+            <w:instrText xml:space="preserve"> PAGEREF _Toc231 \h </w:instrText>
           </w:r>
           <w:r>
             <w:fldChar w:fldCharType="separate"/>
@@ -1833,7 +1824,7 @@
               <w:spacing w:val="-8"/>
               <w:szCs w:val="24"/>
             </w:rPr>
-            <w:instrText xml:space="preserve"> HYPERLINK \l _Toc20185 </w:instrText>
+            <w:instrText xml:space="preserve"> HYPERLINK \l _Toc16202 </w:instrText>
           </w:r>
           <w:r>
             <w:rPr>
@@ -1863,7 +1854,7 @@
             <w:fldChar w:fldCharType="begin"/>
           </w:r>
           <w:r>
-            <w:instrText xml:space="preserve"> PAGEREF _Toc20185 \h </w:instrText>
+            <w:instrText xml:space="preserve"> PAGEREF _Toc16202 \h </w:instrText>
           </w:r>
           <w:r>
             <w:fldChar w:fldCharType="separate"/>
@@ -1909,7 +1900,7 @@
               <w:spacing w:val="-8"/>
               <w:szCs w:val="24"/>
             </w:rPr>
-            <w:instrText xml:space="preserve"> HYPERLINK \l _Toc6047 </w:instrText>
+            <w:instrText xml:space="preserve"> HYPERLINK \l _Toc1512 </w:instrText>
           </w:r>
           <w:r>
             <w:rPr>
@@ -1939,7 +1930,7 @@
             <w:fldChar w:fldCharType="begin"/>
           </w:r>
           <w:r>
-            <w:instrText xml:space="preserve"> PAGEREF _Toc6047 \h </w:instrText>
+            <w:instrText xml:space="preserve"> PAGEREF _Toc1512 \h </w:instrText>
           </w:r>
           <w:r>
             <w:fldChar w:fldCharType="separate"/>
@@ -1985,7 +1976,7 @@
               <w:spacing w:val="-8"/>
               <w:szCs w:val="24"/>
             </w:rPr>
-            <w:instrText xml:space="preserve"> HYPERLINK \l _Toc2079 </w:instrText>
+            <w:instrText xml:space="preserve"> HYPERLINK \l _Toc27628 </w:instrText>
           </w:r>
           <w:r>
             <w:rPr>
@@ -2015,13 +2006,13 @@
             <w:fldChar w:fldCharType="begin"/>
           </w:r>
           <w:r>
-            <w:instrText xml:space="preserve"> PAGEREF _Toc2079 \h </w:instrText>
+            <w:instrText xml:space="preserve"> PAGEREF _Toc27628 \h </w:instrText>
           </w:r>
           <w:r>
             <w:fldChar w:fldCharType="separate"/>
           </w:r>
           <w:r>
-            <w:t>6</w:t>
+            <w:t>7</w:t>
           </w:r>
           <w:r>
             <w:fldChar w:fldCharType="end"/>
@@ -2061,7 +2052,7 @@
               <w:spacing w:val="-8"/>
               <w:szCs w:val="24"/>
             </w:rPr>
-            <w:instrText xml:space="preserve"> HYPERLINK \l _Toc3733 </w:instrText>
+            <w:instrText xml:space="preserve"> HYPERLINK \l _Toc3765 </w:instrText>
           </w:r>
           <w:r>
             <w:rPr>
@@ -2091,7 +2082,7 @@
             <w:fldChar w:fldCharType="begin"/>
           </w:r>
           <w:r>
-            <w:instrText xml:space="preserve"> PAGEREF _Toc3733 \h </w:instrText>
+            <w:instrText xml:space="preserve"> PAGEREF _Toc3765 \h </w:instrText>
           </w:r>
           <w:r>
             <w:fldChar w:fldCharType="separate"/>
@@ -2137,7 +2128,7 @@
               <w:spacing w:val="-8"/>
               <w:szCs w:val="24"/>
             </w:rPr>
-            <w:instrText xml:space="preserve"> HYPERLINK \l _Toc2560 </w:instrText>
+            <w:instrText xml:space="preserve"> HYPERLINK \l _Toc24712 </w:instrText>
           </w:r>
           <w:r>
             <w:rPr>
@@ -2167,7 +2158,7 @@
             <w:fldChar w:fldCharType="begin"/>
           </w:r>
           <w:r>
-            <w:instrText xml:space="preserve"> PAGEREF _Toc2560 \h </w:instrText>
+            <w:instrText xml:space="preserve"> PAGEREF _Toc24712 \h </w:instrText>
           </w:r>
           <w:r>
             <w:fldChar w:fldCharType="separate"/>
@@ -2213,7 +2204,7 @@
               <w:spacing w:val="-8"/>
               <w:szCs w:val="24"/>
             </w:rPr>
-            <w:instrText xml:space="preserve"> HYPERLINK \l _Toc26437 </w:instrText>
+            <w:instrText xml:space="preserve"> HYPERLINK \l _Toc21114 </w:instrText>
           </w:r>
           <w:r>
             <w:rPr>
@@ -2243,7 +2234,7 @@
             <w:fldChar w:fldCharType="begin"/>
           </w:r>
           <w:r>
-            <w:instrText xml:space="preserve"> PAGEREF _Toc26437 \h </w:instrText>
+            <w:instrText xml:space="preserve"> PAGEREF _Toc21114 \h </w:instrText>
           </w:r>
           <w:r>
             <w:fldChar w:fldCharType="separate"/>
@@ -2289,7 +2280,7 @@
               <w:spacing w:val="-8"/>
               <w:szCs w:val="24"/>
             </w:rPr>
-            <w:instrText xml:space="preserve"> HYPERLINK \l _Toc11542 </w:instrText>
+            <w:instrText xml:space="preserve"> HYPERLINK \l _Toc17557 </w:instrText>
           </w:r>
           <w:r>
             <w:rPr>
@@ -2319,7 +2310,7 @@
             <w:fldChar w:fldCharType="begin"/>
           </w:r>
           <w:r>
-            <w:instrText xml:space="preserve"> PAGEREF _Toc11542 \h </w:instrText>
+            <w:instrText xml:space="preserve"> PAGEREF _Toc17557 \h </w:instrText>
           </w:r>
           <w:r>
             <w:fldChar w:fldCharType="separate"/>
@@ -2365,7 +2356,7 @@
               <w:spacing w:val="-8"/>
               <w:szCs w:val="24"/>
             </w:rPr>
-            <w:instrText xml:space="preserve"> HYPERLINK \l _Toc7733 </w:instrText>
+            <w:instrText xml:space="preserve"> HYPERLINK \l _Toc23518 </w:instrText>
           </w:r>
           <w:r>
             <w:rPr>
@@ -2395,7 +2386,7 @@
             <w:fldChar w:fldCharType="begin"/>
           </w:r>
           <w:r>
-            <w:instrText xml:space="preserve"> PAGEREF _Toc7733 \h </w:instrText>
+            <w:instrText xml:space="preserve"> PAGEREF _Toc23518 \h </w:instrText>
           </w:r>
           <w:r>
             <w:fldChar w:fldCharType="separate"/>
@@ -2441,7 +2432,7 @@
               <w:spacing w:val="-8"/>
               <w:szCs w:val="24"/>
             </w:rPr>
-            <w:instrText xml:space="preserve"> HYPERLINK \l _Toc12504 </w:instrText>
+            <w:instrText xml:space="preserve"> HYPERLINK \l _Toc15594 </w:instrText>
           </w:r>
           <w:r>
             <w:rPr>
@@ -2471,13 +2462,13 @@
             <w:fldChar w:fldCharType="begin"/>
           </w:r>
           <w:r>
-            <w:instrText xml:space="preserve"> PAGEREF _Toc12504 \h </w:instrText>
+            <w:instrText xml:space="preserve"> PAGEREF _Toc15594 \h </w:instrText>
           </w:r>
           <w:r>
             <w:fldChar w:fldCharType="separate"/>
           </w:r>
           <w:r>
-            <w:t>7</w:t>
+            <w:t>8</w:t>
           </w:r>
           <w:r>
             <w:fldChar w:fldCharType="end"/>
@@ -2551,28 +2542,13 @@
     </w:p>
     <w:p>
       <w:pPr>
-        <w:rPr>
-          <w:rFonts w:hint="eastAsia" w:ascii="宋体" w:hAnsi="宋体" w:eastAsia="宋体" w:cs="宋体"/>
-          <w:bCs/>
-          <w:snapToGrid w:val="0"/>
-          <w:color w:val="333333"/>
-          <w:spacing w:val="-8"/>
-          <w:kern w:val="0"/>
-          <w:sz w:val="24"/>
-          <w:szCs w:val="24"/>
-          <w:lang w:val="en-US" w:eastAsia="en-US" w:bidi="ar-SA"/>
-        </w:rPr>
-      </w:pPr>
-    </w:p>
-    <w:p>
-      <w:pPr>
         <w:pStyle w:val="26"/>
         <w:bidi w:val="0"/>
         <w:rPr>
           <w:rFonts w:hint="eastAsia"/>
         </w:rPr>
       </w:pPr>
-      <w:bookmarkStart w:id="2" w:name="_Toc10778"/>
+      <w:bookmarkStart w:id="2" w:name="_Toc19998"/>
       <w:r>
         <w:rPr>
           <w:rFonts w:hint="eastAsia"/>
@@ -2589,7 +2565,7 @@
           <w:rFonts w:hint="eastAsia"/>
         </w:rPr>
       </w:pPr>
-      <w:bookmarkStart w:id="3" w:name="_Toc27968"/>
+      <w:bookmarkStart w:id="3" w:name="_Toc29115"/>
       <w:r>
         <w:rPr>
           <w:rFonts w:hint="eastAsia"/>
@@ -2621,7 +2597,7 @@
           <w:rFonts w:hint="eastAsia"/>
         </w:rPr>
       </w:pPr>
-      <w:bookmarkStart w:id="4" w:name="_Toc4799"/>
+      <w:bookmarkStart w:id="4" w:name="_Toc25405"/>
       <w:r>
         <w:rPr>
           <w:rFonts w:hint="eastAsia"/>
@@ -2692,7 +2668,7 @@
           <w:rFonts w:hint="eastAsia"/>
         </w:rPr>
       </w:pPr>
-      <w:bookmarkStart w:id="5" w:name="_Toc18207"/>
+      <w:bookmarkStart w:id="5" w:name="_Toc11611"/>
       <w:r>
         <w:rPr>
           <w:rFonts w:hint="eastAsia"/>
@@ -2806,7 +2782,7 @@
           <w:rFonts w:hint="eastAsia"/>
         </w:rPr>
       </w:pPr>
-      <w:bookmarkStart w:id="6" w:name="_Toc9813"/>
+      <w:bookmarkStart w:id="6" w:name="_Toc6146"/>
       <w:r>
         <w:rPr>
           <w:rFonts w:hint="eastAsia"/>
@@ -2912,7 +2888,9 @@
           <w:rFonts w:hint="eastAsia"/>
         </w:rPr>
       </w:pPr>
-      <w:bookmarkStart w:id="7" w:name="_Toc4834"/>
+      <w:bookmarkStart w:id="22" w:name="_GoBack"/>
+      <w:bookmarkEnd w:id="22"/>
+      <w:bookmarkStart w:id="7" w:name="_Toc20021"/>
       <w:r>
         <w:rPr>
           <w:rFonts w:hint="eastAsia"/>
@@ -2990,7 +2968,7 @@
       <w:tblPr>
         <w:tblStyle w:val="24"/>
         <w:tblW w:w="8824" w:type="dxa"/>
-        <w:tblInd w:w="7" w:type="dxa"/>
+        <w:jc w:val="center"/>
         <w:tblBorders>
           <w:top w:val="single" w:color="auto" w:sz="4" w:space="0"/>
           <w:left w:val="single" w:color="auto" w:sz="4" w:space="0"/>
@@ -3023,7 +3001,6 @@
             <w:insideH w:val="single" w:color="auto" w:sz="4" w:space="0"/>
             <w:insideV w:val="single" w:color="auto" w:sz="4" w:space="0"/>
           </w:tblBorders>
-          <w:shd w:val="clear" w:color="auto" w:fill="auto"/>
           <w:tblCellMar>
             <w:top w:w="0" w:type="dxa"/>
             <w:left w:w="0" w:type="dxa"/>
@@ -3033,6 +3010,7 @@
         </w:tblPrEx>
         <w:trPr>
           <w:trHeight w:val="786" w:hRule="atLeast"/>
+          <w:jc w:val="center"/>
         </w:trPr>
         <w:tc>
           <w:tcPr>
@@ -3145,6 +3123,274 @@
                 <w:szCs w:val="24"/>
               </w:rPr>
               <w:t>说明</w:t>
+            </w:r>
+          </w:p>
+        </w:tc>
+      </w:tr>
+      <w:tr>
+        <w:tblPrEx>
+          <w:tblBorders>
+            <w:top w:val="single" w:color="auto" w:sz="4" w:space="0"/>
+            <w:left w:val="single" w:color="auto" w:sz="4" w:space="0"/>
+            <w:bottom w:val="single" w:color="auto" w:sz="4" w:space="0"/>
+            <w:right w:val="single" w:color="auto" w:sz="4" w:space="0"/>
+            <w:insideH w:val="single" w:color="auto" w:sz="4" w:space="0"/>
+            <w:insideV w:val="single" w:color="auto" w:sz="4" w:space="0"/>
+          </w:tblBorders>
+          <w:tblCellMar>
+            <w:top w:w="0" w:type="dxa"/>
+            <w:left w:w="0" w:type="dxa"/>
+            <w:bottom w:w="0" w:type="dxa"/>
+            <w:right w:w="0" w:type="dxa"/>
+          </w:tblCellMar>
+        </w:tblPrEx>
+        <w:trPr>
+          <w:trHeight w:val="1078" w:hRule="atLeast"/>
+          <w:jc w:val="center"/>
+        </w:trPr>
+        <w:tc>
+          <w:tcPr>
+            <w:tcW w:w="906" w:type="dxa"/>
+            <w:vMerge w:val="restart"/>
+            <w:shd w:val="clear" w:color="auto" w:fill="auto"/>
+          </w:tcPr>
+          <w:p>
+            <w:pPr>
+              <w:pStyle w:val="25"/>
+              <w:spacing w:before="144" w:line="186" w:lineRule="auto"/>
+              <w:ind w:left="197"/>
+              <w:rPr>
+                <w:rFonts w:hint="eastAsia" w:ascii="宋体" w:hAnsi="宋体" w:eastAsia="宋体" w:cs="宋体"/>
+                <w:sz w:val="24"/>
+                <w:szCs w:val="24"/>
+              </w:rPr>
+            </w:pPr>
+            <w:r>
+              <w:rPr>
+                <w:rFonts w:hint="eastAsia" w:ascii="宋体" w:hAnsi="宋体" w:eastAsia="宋体" w:cs="宋体"/>
+                <w:b/>
+                <w:bCs/>
+                <w:color w:val="333333"/>
+                <w:spacing w:val="3"/>
+                <w:sz w:val="24"/>
+                <w:szCs w:val="24"/>
+              </w:rPr>
+              <w:t>基础</w:t>
+            </w:r>
+          </w:p>
+          <w:p>
+            <w:pPr>
+              <w:pStyle w:val="25"/>
+              <w:spacing w:before="46" w:line="187" w:lineRule="auto"/>
+              <w:ind w:left="197"/>
+              <w:rPr>
+                <w:rFonts w:hint="eastAsia" w:ascii="宋体" w:hAnsi="宋体" w:eastAsia="宋体" w:cs="宋体"/>
+                <w:sz w:val="24"/>
+                <w:szCs w:val="24"/>
+              </w:rPr>
+            </w:pPr>
+            <w:r>
+              <w:rPr>
+                <w:rFonts w:hint="eastAsia" w:ascii="宋体" w:hAnsi="宋体" w:eastAsia="宋体" w:cs="宋体"/>
+                <w:b/>
+                <w:bCs/>
+                <w:color w:val="333333"/>
+                <w:spacing w:val="3"/>
+                <w:sz w:val="24"/>
+                <w:szCs w:val="24"/>
+              </w:rPr>
+              <w:t>环境</w:t>
+            </w:r>
+          </w:p>
+          <w:p>
+            <w:pPr>
+              <w:pStyle w:val="25"/>
+              <w:spacing w:before="46" w:line="187" w:lineRule="auto"/>
+              <w:ind w:left="197"/>
+              <w:rPr>
+                <w:rFonts w:hint="eastAsia" w:ascii="宋体" w:hAnsi="宋体" w:eastAsia="宋体" w:cs="宋体"/>
+                <w:sz w:val="24"/>
+                <w:szCs w:val="24"/>
+              </w:rPr>
+            </w:pPr>
+            <w:r>
+              <w:rPr>
+                <w:rFonts w:hint="eastAsia" w:ascii="宋体" w:hAnsi="宋体" w:eastAsia="宋体" w:cs="宋体"/>
+                <w:b/>
+                <w:bCs/>
+                <w:color w:val="333333"/>
+                <w:spacing w:val="3"/>
+                <w:sz w:val="24"/>
+                <w:szCs w:val="24"/>
+              </w:rPr>
+              <w:t>运维</w:t>
+            </w:r>
+          </w:p>
+        </w:tc>
+        <w:tc>
+          <w:tcPr>
+            <w:tcW w:w="899" w:type="dxa"/>
+            <w:vMerge w:val="restart"/>
+            <w:shd w:val="clear" w:color="auto" w:fill="auto"/>
+            <w:textDirection w:val="tbLrV"/>
+            <w:vAlign w:val="center"/>
+          </w:tcPr>
+          <w:p>
+            <w:pPr>
+              <w:pStyle w:val="25"/>
+              <w:spacing w:before="44" w:line="188" w:lineRule="auto"/>
+              <w:ind w:left="0" w:leftChars="0" w:right="0" w:rightChars="0" w:firstLine="0" w:firstLineChars="0"/>
+              <w:jc w:val="center"/>
+              <w:rPr>
+                <w:rFonts w:hint="default" w:ascii="宋体" w:hAnsi="宋体" w:eastAsia="宋体" w:cs="宋体"/>
+                <w:sz w:val="24"/>
+                <w:szCs w:val="24"/>
+                <w:lang w:val="en-US" w:eastAsia="zh-CN"/>
+              </w:rPr>
+            </w:pPr>
+            <w:r>
+              <w:rPr>
+                <w:rFonts w:hint="eastAsia" w:cs="宋体"/>
+                <w:color w:val="333333"/>
+                <w:spacing w:val="3"/>
+                <w:sz w:val="24"/>
+                <w:szCs w:val="24"/>
+                <w:lang w:val="en-US" w:eastAsia="zh-CN"/>
+              </w:rPr>
+              <w:t>基础环境运维</w:t>
+            </w:r>
+          </w:p>
+        </w:tc>
+        <w:tc>
+          <w:tcPr>
+            <w:tcW w:w="7019" w:type="dxa"/>
+            <w:shd w:val="clear" w:color="auto" w:fill="auto"/>
+          </w:tcPr>
+          <w:p>
+            <w:pPr>
+              <w:pStyle w:val="25"/>
+              <w:spacing w:before="291" w:line="229" w:lineRule="auto"/>
+              <w:ind w:left="193" w:right="375" w:hanging="1"/>
+              <w:rPr>
+                <w:rFonts w:hint="eastAsia" w:ascii="宋体" w:hAnsi="宋体" w:eastAsia="宋体" w:cs="宋体"/>
+                <w:sz w:val="24"/>
+                <w:szCs w:val="24"/>
+              </w:rPr>
+            </w:pPr>
+            <w:r>
+              <w:rPr>
+                <w:rFonts w:hint="eastAsia" w:ascii="宋体" w:hAnsi="宋体" w:eastAsia="宋体" w:cs="宋体"/>
+                <w:color w:val="333333"/>
+                <w:spacing w:val="5"/>
+                <w:sz w:val="24"/>
+                <w:szCs w:val="24"/>
+              </w:rPr>
+              <w:t>包括供配电、空调、消防、安防、环境监控（温湿度）等相关的操作流程与</w:t>
+            </w:r>
+            <w:r>
+              <w:rPr>
+                <w:rFonts w:hint="eastAsia" w:ascii="宋体" w:hAnsi="宋体" w:eastAsia="宋体" w:cs="宋体"/>
+                <w:color w:val="333333"/>
+                <w:spacing w:val="-1"/>
+                <w:sz w:val="24"/>
+                <w:szCs w:val="24"/>
+              </w:rPr>
+              <w:t>故障处理方案。</w:t>
+            </w:r>
+          </w:p>
+        </w:tc>
+      </w:tr>
+      <w:tr>
+        <w:tblPrEx>
+          <w:tblBorders>
+            <w:top w:val="single" w:color="auto" w:sz="4" w:space="0"/>
+            <w:left w:val="single" w:color="auto" w:sz="4" w:space="0"/>
+            <w:bottom w:val="single" w:color="auto" w:sz="4" w:space="0"/>
+            <w:right w:val="single" w:color="auto" w:sz="4" w:space="0"/>
+            <w:insideH w:val="single" w:color="auto" w:sz="4" w:space="0"/>
+            <w:insideV w:val="single" w:color="auto" w:sz="4" w:space="0"/>
+          </w:tblBorders>
+          <w:tblCellMar>
+            <w:top w:w="0" w:type="dxa"/>
+            <w:left w:w="0" w:type="dxa"/>
+            <w:bottom w:w="0" w:type="dxa"/>
+            <w:right w:w="0" w:type="dxa"/>
+          </w:tblCellMar>
+        </w:tblPrEx>
+        <w:trPr>
+          <w:trHeight w:val="1078" w:hRule="atLeast"/>
+          <w:jc w:val="center"/>
+        </w:trPr>
+        <w:tc>
+          <w:tcPr>
+            <w:tcW w:w="906" w:type="dxa"/>
+            <w:vMerge w:val="continue"/>
+            <w:shd w:val="clear" w:color="auto" w:fill="auto"/>
+          </w:tcPr>
+          <w:p>
+            <w:pPr>
+              <w:rPr>
+                <w:rFonts w:hint="eastAsia" w:ascii="宋体" w:hAnsi="宋体" w:eastAsia="宋体" w:cs="宋体"/>
+                <w:sz w:val="24"/>
+                <w:szCs w:val="24"/>
+              </w:rPr>
+            </w:pPr>
+          </w:p>
+        </w:tc>
+        <w:tc>
+          <w:tcPr>
+            <w:tcW w:w="899" w:type="dxa"/>
+            <w:vMerge w:val="continue"/>
+            <w:shd w:val="clear" w:color="auto" w:fill="auto"/>
+          </w:tcPr>
+          <w:p>
+            <w:pPr>
+              <w:pStyle w:val="25"/>
+              <w:spacing w:before="44" w:line="188" w:lineRule="auto"/>
+              <w:ind w:left="192"/>
+              <w:rPr>
+                <w:rFonts w:hint="eastAsia" w:ascii="宋体" w:hAnsi="宋体" w:eastAsia="宋体" w:cs="宋体"/>
+                <w:sz w:val="24"/>
+                <w:szCs w:val="24"/>
+              </w:rPr>
+            </w:pPr>
+          </w:p>
+        </w:tc>
+        <w:tc>
+          <w:tcPr>
+            <w:tcW w:w="7019" w:type="dxa"/>
+            <w:shd w:val="clear" w:color="auto" w:fill="auto"/>
+          </w:tcPr>
+          <w:p>
+            <w:pPr>
+              <w:spacing w:line="362" w:lineRule="auto"/>
+              <w:rPr>
+                <w:rFonts w:hint="eastAsia" w:ascii="宋体" w:hAnsi="宋体" w:eastAsia="宋体" w:cs="宋体"/>
+                <w:sz w:val="24"/>
+                <w:szCs w:val="24"/>
+              </w:rPr>
+            </w:pPr>
+          </w:p>
+          <w:p>
+            <w:pPr>
+              <w:pStyle w:val="25"/>
+              <w:spacing w:before="81" w:line="187" w:lineRule="auto"/>
+              <w:ind w:left="192"/>
+              <w:rPr>
+                <w:rFonts w:hint="eastAsia" w:ascii="宋体" w:hAnsi="宋体" w:eastAsia="宋体" w:cs="宋体"/>
+                <w:sz w:val="24"/>
+                <w:szCs w:val="24"/>
+              </w:rPr>
+            </w:pPr>
+            <w:r>
+              <w:rPr>
+                <w:rFonts w:hint="eastAsia" w:ascii="宋体" w:hAnsi="宋体" w:eastAsia="宋体" w:cs="宋体"/>
+                <w:color w:val="333333"/>
+                <w:spacing w:val="3"/>
+                <w:sz w:val="24"/>
+                <w:szCs w:val="24"/>
+              </w:rPr>
+              <w:t>包括运营商线路、内部网络互联等链路问题的排查与解决指南。</w:t>
             </w:r>
           </w:p>
         </w:tc>
@@ -3168,7 +3414,8 @@
           </w:tblCellMar>
         </w:tblPrEx>
         <w:trPr>
-          <w:trHeight w:val="1078" w:hRule="atLeast"/>
+          <w:trHeight w:val="779" w:hRule="atLeast"/>
+          <w:jc w:val="center"/>
         </w:trPr>
         <w:tc>
           <w:tcPr>
@@ -3179,8 +3426,8 @@
           <w:p>
             <w:pPr>
               <w:pStyle w:val="25"/>
-              <w:spacing w:before="144" w:line="186" w:lineRule="auto"/>
-              <w:ind w:left="197"/>
+              <w:spacing w:before="149" w:line="228" w:lineRule="auto"/>
+              <w:ind w:left="196" w:right="305" w:hanging="1"/>
               <w:rPr>
                 <w:rFonts w:hint="eastAsia" w:ascii="宋体" w:hAnsi="宋体" w:eastAsia="宋体" w:cs="宋体"/>
                 <w:sz w:val="24"/>
@@ -3193,48 +3440,12 @@
                 <w:b/>
                 <w:bCs/>
                 <w:color w:val="333333"/>
-                <w:spacing w:val="3"/>
-                <w:sz w:val="24"/>
-                <w:szCs w:val="24"/>
-              </w:rPr>
-              <w:t>基础</w:t>
-            </w:r>
-          </w:p>
-          <w:p>
-            <w:pPr>
-              <w:pStyle w:val="25"/>
-              <w:spacing w:before="46" w:line="187" w:lineRule="auto"/>
-              <w:ind w:left="197"/>
-              <w:rPr>
-                <w:rFonts w:hint="eastAsia" w:ascii="宋体" w:hAnsi="宋体" w:eastAsia="宋体" w:cs="宋体"/>
-                <w:sz w:val="24"/>
-                <w:szCs w:val="24"/>
-              </w:rPr>
-            </w:pPr>
-            <w:r>
-              <w:rPr>
-                <w:rFonts w:hint="eastAsia" w:ascii="宋体" w:hAnsi="宋体" w:eastAsia="宋体" w:cs="宋体"/>
-                <w:b/>
-                <w:bCs/>
-                <w:color w:val="333333"/>
-                <w:spacing w:val="3"/>
-                <w:sz w:val="24"/>
-                <w:szCs w:val="24"/>
-              </w:rPr>
-              <w:t>环境</w:t>
-            </w:r>
-          </w:p>
-          <w:p>
-            <w:pPr>
-              <w:pStyle w:val="25"/>
-              <w:spacing w:before="46" w:line="187" w:lineRule="auto"/>
-              <w:ind w:left="197"/>
-              <w:rPr>
-                <w:rFonts w:hint="eastAsia" w:ascii="宋体" w:hAnsi="宋体" w:eastAsia="宋体" w:cs="宋体"/>
-                <w:sz w:val="24"/>
-                <w:szCs w:val="24"/>
-              </w:rPr>
-            </w:pPr>
+                <w:spacing w:val="4"/>
+                <w:sz w:val="24"/>
+                <w:szCs w:val="24"/>
+              </w:rPr>
+              <w:t>硬件</w:t>
+            </w:r>
             <w:r>
               <w:rPr>
                 <w:rFonts w:hint="eastAsia" w:ascii="宋体" w:hAnsi="宋体" w:eastAsia="宋体" w:cs="宋体"/>
@@ -3257,14 +3468,24 @@
           <w:p>
             <w:pPr>
               <w:pStyle w:val="25"/>
-              <w:spacing w:before="143" w:line="187" w:lineRule="auto"/>
-              <w:ind w:left="192"/>
+              <w:spacing w:before="149" w:line="228" w:lineRule="auto"/>
+              <w:ind w:left="192" w:right="304" w:firstLine="13"/>
               <w:rPr>
                 <w:rFonts w:hint="eastAsia" w:ascii="宋体" w:hAnsi="宋体" w:eastAsia="宋体" w:cs="宋体"/>
                 <w:sz w:val="24"/>
                 <w:szCs w:val="24"/>
               </w:rPr>
             </w:pPr>
+            <w:r>
+              <w:rPr>
+                <w:rFonts w:hint="eastAsia" w:ascii="宋体" w:hAnsi="宋体" w:eastAsia="宋体" w:cs="宋体"/>
+                <w:color w:val="333333"/>
+                <w:spacing w:val="-4"/>
+                <w:sz w:val="24"/>
+                <w:szCs w:val="24"/>
+              </w:rPr>
+              <w:t>网络</w:t>
+            </w:r>
             <w:r>
               <w:rPr>
                 <w:rFonts w:hint="eastAsia" w:ascii="宋体" w:hAnsi="宋体" w:eastAsia="宋体" w:cs="宋体"/>
@@ -3273,51 +3494,7 @@
                 <w:sz w:val="24"/>
                 <w:szCs w:val="24"/>
               </w:rPr>
-              <w:t>机房</w:t>
-            </w:r>
-          </w:p>
-          <w:p>
-            <w:pPr>
-              <w:pStyle w:val="25"/>
-              <w:spacing w:before="47" w:line="186" w:lineRule="auto"/>
-              <w:ind w:left="192"/>
-              <w:rPr>
-                <w:rFonts w:hint="eastAsia" w:ascii="宋体" w:hAnsi="宋体" w:eastAsia="宋体" w:cs="宋体"/>
-                <w:sz w:val="24"/>
-                <w:szCs w:val="24"/>
-              </w:rPr>
-            </w:pPr>
-            <w:r>
-              <w:rPr>
-                <w:rFonts w:hint="eastAsia" w:ascii="宋体" w:hAnsi="宋体" w:eastAsia="宋体" w:cs="宋体"/>
-                <w:color w:val="333333"/>
-                <w:spacing w:val="3"/>
-                <w:sz w:val="24"/>
-                <w:szCs w:val="24"/>
-              </w:rPr>
-              <w:t>基础</w:t>
-            </w:r>
-          </w:p>
-          <w:p>
-            <w:pPr>
-              <w:pStyle w:val="25"/>
-              <w:spacing w:before="47" w:line="186" w:lineRule="auto"/>
-              <w:ind w:left="192"/>
-              <w:rPr>
-                <w:rFonts w:hint="eastAsia" w:ascii="宋体" w:hAnsi="宋体" w:eastAsia="宋体" w:cs="宋体"/>
-                <w:sz w:val="24"/>
-                <w:szCs w:val="24"/>
-              </w:rPr>
-            </w:pPr>
-            <w:r>
-              <w:rPr>
-                <w:rFonts w:hint="eastAsia" w:ascii="宋体" w:hAnsi="宋体" w:eastAsia="宋体" w:cs="宋体"/>
-                <w:color w:val="333333"/>
-                <w:spacing w:val="3"/>
-                <w:sz w:val="24"/>
-                <w:szCs w:val="24"/>
-              </w:rPr>
-              <w:t>环境</w:t>
+              <w:t>运维</w:t>
             </w:r>
           </w:p>
         </w:tc>
@@ -3329,8 +3506,8 @@
           <w:p>
             <w:pPr>
               <w:pStyle w:val="25"/>
-              <w:spacing w:before="291" w:line="229" w:lineRule="auto"/>
-              <w:ind w:left="193" w:right="375" w:hanging="1"/>
+              <w:spacing w:before="146" w:line="229" w:lineRule="auto"/>
+              <w:ind w:left="192" w:right="375"/>
               <w:rPr>
                 <w:rFonts w:hint="eastAsia" w:ascii="宋体" w:hAnsi="宋体" w:eastAsia="宋体" w:cs="宋体"/>
                 <w:sz w:val="24"/>
@@ -3345,17 +3522,17 @@
                 <w:sz w:val="24"/>
                 <w:szCs w:val="24"/>
               </w:rPr>
-              <w:t>包括供配电、空调、消防、安防、环境监控（温湿度）等相关的操作流程与</w:t>
+              <w:t>包括交换机、路由器、防火墙、负载均衡等网络设备的配置、监控与故障处</w:t>
             </w:r>
             <w:r>
               <w:rPr>
                 <w:rFonts w:hint="eastAsia" w:ascii="宋体" w:hAnsi="宋体" w:eastAsia="宋体" w:cs="宋体"/>
                 <w:color w:val="333333"/>
-                <w:spacing w:val="-1"/>
-                <w:sz w:val="24"/>
-                <w:szCs w:val="24"/>
-              </w:rPr>
-              <w:t>故障处理方案。</w:t>
+                <w:spacing w:val="-4"/>
+                <w:sz w:val="24"/>
+                <w:szCs w:val="24"/>
+              </w:rPr>
+              <w:t>理知识。</w:t>
             </w:r>
           </w:p>
         </w:tc>
@@ -3370,6 +3547,7 @@
             <w:insideH w:val="single" w:color="auto" w:sz="4" w:space="0"/>
             <w:insideV w:val="single" w:color="auto" w:sz="4" w:space="0"/>
           </w:tblBorders>
+          <w:shd w:val="clear" w:color="auto" w:fill="auto"/>
           <w:tblCellMar>
             <w:top w:w="0" w:type="dxa"/>
             <w:left w:w="0" w:type="dxa"/>
@@ -3378,7 +3556,8 @@
           </w:tblCellMar>
         </w:tblPrEx>
         <w:trPr>
-          <w:trHeight w:val="1078" w:hRule="atLeast"/>
+          <w:trHeight w:val="779" w:hRule="atLeast"/>
+          <w:jc w:val="center"/>
         </w:trPr>
         <w:tc>
           <w:tcPr>
@@ -3404,8 +3583,8 @@
           <w:p>
             <w:pPr>
               <w:pStyle w:val="25"/>
-              <w:spacing w:before="145" w:line="187" w:lineRule="auto"/>
-              <w:ind w:left="205"/>
+              <w:spacing w:before="149" w:line="228" w:lineRule="auto"/>
+              <w:ind w:left="192" w:right="304" w:firstLine="1"/>
               <w:rPr>
                 <w:rFonts w:hint="eastAsia" w:ascii="宋体" w:hAnsi="宋体" w:eastAsia="宋体" w:cs="宋体"/>
                 <w:sz w:val="24"/>
@@ -3416,24 +3595,12 @@
               <w:rPr>
                 <w:rFonts w:hint="eastAsia" w:ascii="宋体" w:hAnsi="宋体" w:eastAsia="宋体" w:cs="宋体"/>
                 <w:color w:val="333333"/>
-                <w:spacing w:val="-2"/>
-                <w:sz w:val="24"/>
-                <w:szCs w:val="24"/>
-              </w:rPr>
-              <w:t>网络</w:t>
-            </w:r>
-          </w:p>
-          <w:p>
-            <w:pPr>
-              <w:pStyle w:val="25"/>
-              <w:spacing w:before="46" w:line="187" w:lineRule="auto"/>
-              <w:ind w:left="192"/>
-              <w:rPr>
-                <w:rFonts w:hint="eastAsia" w:ascii="宋体" w:hAnsi="宋体" w:eastAsia="宋体" w:cs="宋体"/>
-                <w:sz w:val="24"/>
-                <w:szCs w:val="24"/>
-              </w:rPr>
-            </w:pPr>
+                <w:spacing w:val="2"/>
+                <w:sz w:val="24"/>
+                <w:szCs w:val="24"/>
+              </w:rPr>
+              <w:t>主机</w:t>
+            </w:r>
             <w:r>
               <w:rPr>
                 <w:rFonts w:hint="eastAsia" w:ascii="宋体" w:hAnsi="宋体" w:eastAsia="宋体" w:cs="宋体"/>
@@ -3442,29 +3609,7 @@
                 <w:sz w:val="24"/>
                 <w:szCs w:val="24"/>
               </w:rPr>
-              <w:t>链路</w:t>
-            </w:r>
-          </w:p>
-          <w:p>
-            <w:pPr>
-              <w:pStyle w:val="25"/>
-              <w:spacing w:before="44" w:line="188" w:lineRule="auto"/>
-              <w:ind w:left="192"/>
-              <w:rPr>
-                <w:rFonts w:hint="eastAsia" w:ascii="宋体" w:hAnsi="宋体" w:eastAsia="宋体" w:cs="宋体"/>
-                <w:sz w:val="24"/>
-                <w:szCs w:val="24"/>
-              </w:rPr>
-            </w:pPr>
-            <w:r>
-              <w:rPr>
-                <w:rFonts w:hint="eastAsia" w:ascii="宋体" w:hAnsi="宋体" w:eastAsia="宋体" w:cs="宋体"/>
-                <w:color w:val="333333"/>
-                <w:spacing w:val="3"/>
-                <w:sz w:val="24"/>
-                <w:szCs w:val="24"/>
-              </w:rPr>
-              <w:t>故障</w:t>
+              <w:t>运维</w:t>
             </w:r>
           </w:p>
         </w:tc>
@@ -3475,34 +3620,52 @@
           </w:tcPr>
           <w:p>
             <w:pPr>
-              <w:spacing w:line="362" w:lineRule="auto"/>
+              <w:pStyle w:val="25"/>
+              <w:spacing w:before="148" w:line="227" w:lineRule="auto"/>
+              <w:ind w:left="192" w:right="325"/>
               <w:rPr>
                 <w:rFonts w:hint="eastAsia" w:ascii="宋体" w:hAnsi="宋体" w:eastAsia="宋体" w:cs="宋体"/>
                 <w:sz w:val="24"/>
                 <w:szCs w:val="24"/>
               </w:rPr>
             </w:pPr>
-          </w:p>
-          <w:p>
-            <w:pPr>
-              <w:pStyle w:val="25"/>
-              <w:spacing w:before="81" w:line="187" w:lineRule="auto"/>
-              <w:ind w:left="192"/>
-              <w:rPr>
-                <w:rFonts w:hint="eastAsia" w:ascii="宋体" w:hAnsi="宋体" w:eastAsia="宋体" w:cs="宋体"/>
-                <w:sz w:val="24"/>
-                <w:szCs w:val="24"/>
-              </w:rPr>
-            </w:pPr>
             <w:r>
               <w:rPr>
                 <w:rFonts w:hint="eastAsia" w:ascii="宋体" w:hAnsi="宋体" w:eastAsia="宋体" w:cs="宋体"/>
                 <w:color w:val="333333"/>
-                <w:spacing w:val="3"/>
-                <w:sz w:val="24"/>
-                <w:szCs w:val="24"/>
-              </w:rPr>
-              <w:t>包括运营商线路、内部网络互联等链路问题的排查与解决指南。</w:t>
+                <w:sz w:val="24"/>
+                <w:szCs w:val="24"/>
+              </w:rPr>
+              <w:t>包括服务器、小型机等计算设备的硬件故障诊断、部件更换、</w:t>
+            </w:r>
+            <w:r>
+              <w:rPr>
+                <w:rFonts w:hint="eastAsia" w:ascii="宋体" w:hAnsi="宋体" w:eastAsia="宋体" w:cs="宋体"/>
+                <w:color w:val="333333"/>
+                <w:spacing w:val="24"/>
+                <w:sz w:val="24"/>
+                <w:szCs w:val="24"/>
+              </w:rPr>
+              <w:t xml:space="preserve">  </w:t>
+            </w:r>
+            <w:r>
+              <w:rPr>
+                <w:rFonts w:hint="eastAsia" w:ascii="宋体" w:hAnsi="宋体" w:eastAsia="宋体" w:cs="宋体"/>
+                <w:color w:val="333333"/>
+                <w:sz w:val="24"/>
+                <w:szCs w:val="24"/>
+              </w:rPr>
+              <w:t>BIOS配置等知</w:t>
+            </w:r>
+            <w:r>
+              <w:rPr>
+                <w:rFonts w:hint="eastAsia" w:ascii="宋体" w:hAnsi="宋体" w:eastAsia="宋体" w:cs="宋体"/>
+                <w:color w:val="333333"/>
+                <w:spacing w:val="-9"/>
+                <w:sz w:val="24"/>
+                <w:szCs w:val="24"/>
+              </w:rPr>
+              <w:t>识。</w:t>
             </w:r>
           </w:p>
         </w:tc>
@@ -3526,48 +3689,22 @@
         </w:tblPrEx>
         <w:trPr>
           <w:trHeight w:val="779" w:hRule="atLeast"/>
+          <w:jc w:val="center"/>
         </w:trPr>
         <w:tc>
           <w:tcPr>
             <w:tcW w:w="906" w:type="dxa"/>
-            <w:vMerge w:val="restart"/>
+            <w:vMerge w:val="continue"/>
             <w:shd w:val="clear" w:color="auto" w:fill="auto"/>
           </w:tcPr>
           <w:p>
             <w:pPr>
-              <w:pStyle w:val="25"/>
-              <w:spacing w:before="149" w:line="228" w:lineRule="auto"/>
-              <w:ind w:left="196" w:right="305" w:hanging="1"/>
               <w:rPr>
                 <w:rFonts w:hint="eastAsia" w:ascii="宋体" w:hAnsi="宋体" w:eastAsia="宋体" w:cs="宋体"/>
                 <w:sz w:val="24"/>
                 <w:szCs w:val="24"/>
               </w:rPr>
             </w:pPr>
-            <w:r>
-              <w:rPr>
-                <w:rFonts w:hint="eastAsia" w:ascii="宋体" w:hAnsi="宋体" w:eastAsia="宋体" w:cs="宋体"/>
-                <w:b/>
-                <w:bCs/>
-                <w:color w:val="333333"/>
-                <w:spacing w:val="4"/>
-                <w:sz w:val="24"/>
-                <w:szCs w:val="24"/>
-              </w:rPr>
-              <w:t>硬件</w:t>
-            </w:r>
-            <w:r>
-              <w:rPr>
-                <w:rFonts w:hint="eastAsia" w:ascii="宋体" w:hAnsi="宋体" w:eastAsia="宋体" w:cs="宋体"/>
-                <w:b/>
-                <w:bCs/>
-                <w:color w:val="333333"/>
-                <w:spacing w:val="3"/>
-                <w:sz w:val="24"/>
-                <w:szCs w:val="24"/>
-              </w:rPr>
-              <w:t>运维</w:t>
-            </w:r>
           </w:p>
         </w:tc>
         <w:tc>
@@ -3578,8 +3715,8 @@
           <w:p>
             <w:pPr>
               <w:pStyle w:val="25"/>
-              <w:spacing w:before="149" w:line="228" w:lineRule="auto"/>
-              <w:ind w:left="192" w:right="304" w:firstLine="13"/>
+              <w:spacing w:before="152" w:line="227" w:lineRule="auto"/>
+              <w:ind w:left="191" w:right="304"/>
               <w:rPr>
                 <w:rFonts w:hint="eastAsia" w:ascii="宋体" w:hAnsi="宋体" w:eastAsia="宋体" w:cs="宋体"/>
                 <w:sz w:val="24"/>
@@ -3590,11 +3727,11 @@
               <w:rPr>
                 <w:rFonts w:hint="eastAsia" w:ascii="宋体" w:hAnsi="宋体" w:eastAsia="宋体" w:cs="宋体"/>
                 <w:color w:val="333333"/>
-                <w:spacing w:val="-4"/>
-                <w:sz w:val="24"/>
-                <w:szCs w:val="24"/>
-              </w:rPr>
-              <w:t>网络</w:t>
+                <w:spacing w:val="4"/>
+                <w:sz w:val="24"/>
+                <w:szCs w:val="24"/>
+              </w:rPr>
+              <w:t>存储</w:t>
             </w:r>
             <w:r>
               <w:rPr>
@@ -3616,8 +3753,8 @@
           <w:p>
             <w:pPr>
               <w:pStyle w:val="25"/>
-              <w:spacing w:before="146" w:line="229" w:lineRule="auto"/>
-              <w:ind w:left="192" w:right="375"/>
+              <w:spacing w:before="299" w:line="188" w:lineRule="auto"/>
+              <w:ind w:left="192"/>
               <w:rPr>
                 <w:rFonts w:hint="eastAsia" w:ascii="宋体" w:hAnsi="宋体" w:eastAsia="宋体" w:cs="宋体"/>
                 <w:sz w:val="24"/>
@@ -3628,21 +3765,21 @@
               <w:rPr>
                 <w:rFonts w:hint="eastAsia" w:ascii="宋体" w:hAnsi="宋体" w:eastAsia="宋体" w:cs="宋体"/>
                 <w:color w:val="333333"/>
-                <w:spacing w:val="5"/>
-                <w:sz w:val="24"/>
-                <w:szCs w:val="24"/>
-              </w:rPr>
-              <w:t>包括交换机、路由器、防火墙、负载均衡等网络设备的配置、监控与故障处</w:t>
+                <w:spacing w:val="4"/>
+                <w:sz w:val="24"/>
+                <w:szCs w:val="24"/>
+              </w:rPr>
+              <w:t>包括存储阵列、磁带库、光纤交换机等的配置、扩</w:t>
             </w:r>
             <w:r>
               <w:rPr>
                 <w:rFonts w:hint="eastAsia" w:ascii="宋体" w:hAnsi="宋体" w:eastAsia="宋体" w:cs="宋体"/>
                 <w:color w:val="333333"/>
-                <w:spacing w:val="-4"/>
-                <w:sz w:val="24"/>
-                <w:szCs w:val="24"/>
-              </w:rPr>
-              <w:t>理知识。</w:t>
+                <w:spacing w:val="3"/>
+                <w:sz w:val="24"/>
+                <w:szCs w:val="24"/>
+              </w:rPr>
+              <w:t>容与故障处理方案。</w:t>
             </w:r>
           </w:p>
         </w:tc>
@@ -3666,250 +3803,7 @@
         </w:tblPrEx>
         <w:trPr>
           <w:trHeight w:val="779" w:hRule="atLeast"/>
-        </w:trPr>
-        <w:tc>
-          <w:tcPr>
-            <w:tcW w:w="906" w:type="dxa"/>
-            <w:vMerge w:val="continue"/>
-            <w:shd w:val="clear" w:color="auto" w:fill="auto"/>
-          </w:tcPr>
-          <w:p>
-            <w:pPr>
-              <w:rPr>
-                <w:rFonts w:hint="eastAsia" w:ascii="宋体" w:hAnsi="宋体" w:eastAsia="宋体" w:cs="宋体"/>
-                <w:sz w:val="24"/>
-                <w:szCs w:val="24"/>
-              </w:rPr>
-            </w:pPr>
-          </w:p>
-        </w:tc>
-        <w:tc>
-          <w:tcPr>
-            <w:tcW w:w="899" w:type="dxa"/>
-            <w:shd w:val="clear" w:color="auto" w:fill="auto"/>
-          </w:tcPr>
-          <w:p>
-            <w:pPr>
-              <w:pStyle w:val="25"/>
-              <w:spacing w:before="149" w:line="228" w:lineRule="auto"/>
-              <w:ind w:left="192" w:right="304" w:firstLine="1"/>
-              <w:rPr>
-                <w:rFonts w:hint="eastAsia" w:ascii="宋体" w:hAnsi="宋体" w:eastAsia="宋体" w:cs="宋体"/>
-                <w:sz w:val="24"/>
-                <w:szCs w:val="24"/>
-              </w:rPr>
-            </w:pPr>
-            <w:r>
-              <w:rPr>
-                <w:rFonts w:hint="eastAsia" w:ascii="宋体" w:hAnsi="宋体" w:eastAsia="宋体" w:cs="宋体"/>
-                <w:color w:val="333333"/>
-                <w:spacing w:val="2"/>
-                <w:sz w:val="24"/>
-                <w:szCs w:val="24"/>
-              </w:rPr>
-              <w:t>主机</w:t>
-            </w:r>
-            <w:r>
-              <w:rPr>
-                <w:rFonts w:hint="eastAsia" w:ascii="宋体" w:hAnsi="宋体" w:eastAsia="宋体" w:cs="宋体"/>
-                <w:color w:val="333333"/>
-                <w:spacing w:val="3"/>
-                <w:sz w:val="24"/>
-                <w:szCs w:val="24"/>
-              </w:rPr>
-              <w:t>运维</w:t>
-            </w:r>
-          </w:p>
-        </w:tc>
-        <w:tc>
-          <w:tcPr>
-            <w:tcW w:w="7019" w:type="dxa"/>
-            <w:shd w:val="clear" w:color="auto" w:fill="auto"/>
-          </w:tcPr>
-          <w:p>
-            <w:pPr>
-              <w:pStyle w:val="25"/>
-              <w:spacing w:before="148" w:line="227" w:lineRule="auto"/>
-              <w:ind w:left="192" w:right="325"/>
-              <w:rPr>
-                <w:rFonts w:hint="eastAsia" w:ascii="宋体" w:hAnsi="宋体" w:eastAsia="宋体" w:cs="宋体"/>
-                <w:sz w:val="24"/>
-                <w:szCs w:val="24"/>
-              </w:rPr>
-            </w:pPr>
-            <w:r>
-              <w:rPr>
-                <w:rFonts w:hint="eastAsia" w:ascii="宋体" w:hAnsi="宋体" w:eastAsia="宋体" w:cs="宋体"/>
-                <w:color w:val="333333"/>
-                <w:sz w:val="24"/>
-                <w:szCs w:val="24"/>
-              </w:rPr>
-              <w:t>包括服务器、小型机等计算设备的硬件故障诊断、部件更换、</w:t>
-            </w:r>
-            <w:r>
-              <w:rPr>
-                <w:rFonts w:hint="eastAsia" w:ascii="宋体" w:hAnsi="宋体" w:eastAsia="宋体" w:cs="宋体"/>
-                <w:color w:val="333333"/>
-                <w:spacing w:val="24"/>
-                <w:sz w:val="24"/>
-                <w:szCs w:val="24"/>
-              </w:rPr>
-              <w:t xml:space="preserve">  </w:t>
-            </w:r>
-            <w:r>
-              <w:rPr>
-                <w:rFonts w:hint="eastAsia" w:ascii="宋体" w:hAnsi="宋体" w:eastAsia="宋体" w:cs="宋体"/>
-                <w:color w:val="333333"/>
-                <w:sz w:val="24"/>
-                <w:szCs w:val="24"/>
-              </w:rPr>
-              <w:t>BIOS配置等知</w:t>
-            </w:r>
-            <w:r>
-              <w:rPr>
-                <w:rFonts w:hint="eastAsia" w:ascii="宋体" w:hAnsi="宋体" w:eastAsia="宋体" w:cs="宋体"/>
-                <w:color w:val="333333"/>
-                <w:spacing w:val="-9"/>
-                <w:sz w:val="24"/>
-                <w:szCs w:val="24"/>
-              </w:rPr>
-              <w:t>识。</w:t>
-            </w:r>
-          </w:p>
-        </w:tc>
-      </w:tr>
-      <w:tr>
-        <w:tblPrEx>
-          <w:tblBorders>
-            <w:top w:val="single" w:color="auto" w:sz="4" w:space="0"/>
-            <w:left w:val="single" w:color="auto" w:sz="4" w:space="0"/>
-            <w:bottom w:val="single" w:color="auto" w:sz="4" w:space="0"/>
-            <w:right w:val="single" w:color="auto" w:sz="4" w:space="0"/>
-            <w:insideH w:val="single" w:color="auto" w:sz="4" w:space="0"/>
-            <w:insideV w:val="single" w:color="auto" w:sz="4" w:space="0"/>
-          </w:tblBorders>
-          <w:tblCellMar>
-            <w:top w:w="0" w:type="dxa"/>
-            <w:left w:w="0" w:type="dxa"/>
-            <w:bottom w:w="0" w:type="dxa"/>
-            <w:right w:w="0" w:type="dxa"/>
-          </w:tblCellMar>
-        </w:tblPrEx>
-        <w:trPr>
-          <w:trHeight w:val="779" w:hRule="atLeast"/>
-        </w:trPr>
-        <w:tc>
-          <w:tcPr>
-            <w:tcW w:w="906" w:type="dxa"/>
-            <w:vMerge w:val="continue"/>
-            <w:shd w:val="clear" w:color="auto" w:fill="auto"/>
-          </w:tcPr>
-          <w:p>
-            <w:pPr>
-              <w:rPr>
-                <w:rFonts w:hint="eastAsia" w:ascii="宋体" w:hAnsi="宋体" w:eastAsia="宋体" w:cs="宋体"/>
-                <w:sz w:val="24"/>
-                <w:szCs w:val="24"/>
-              </w:rPr>
-            </w:pPr>
-          </w:p>
-        </w:tc>
-        <w:tc>
-          <w:tcPr>
-            <w:tcW w:w="899" w:type="dxa"/>
-            <w:shd w:val="clear" w:color="auto" w:fill="auto"/>
-          </w:tcPr>
-          <w:p>
-            <w:pPr>
-              <w:pStyle w:val="25"/>
-              <w:spacing w:before="152" w:line="227" w:lineRule="auto"/>
-              <w:ind w:left="191" w:right="304"/>
-              <w:rPr>
-                <w:rFonts w:hint="eastAsia" w:ascii="宋体" w:hAnsi="宋体" w:eastAsia="宋体" w:cs="宋体"/>
-                <w:sz w:val="24"/>
-                <w:szCs w:val="24"/>
-              </w:rPr>
-            </w:pPr>
-            <w:r>
-              <w:rPr>
-                <w:rFonts w:hint="eastAsia" w:ascii="宋体" w:hAnsi="宋体" w:eastAsia="宋体" w:cs="宋体"/>
-                <w:color w:val="333333"/>
-                <w:spacing w:val="4"/>
-                <w:sz w:val="24"/>
-                <w:szCs w:val="24"/>
-              </w:rPr>
-              <w:t>存储</w:t>
-            </w:r>
-            <w:r>
-              <w:rPr>
-                <w:rFonts w:hint="eastAsia" w:ascii="宋体" w:hAnsi="宋体" w:eastAsia="宋体" w:cs="宋体"/>
-                <w:color w:val="333333"/>
-                <w:spacing w:val="3"/>
-                <w:sz w:val="24"/>
-                <w:szCs w:val="24"/>
-              </w:rPr>
-              <w:t>运维</w:t>
-            </w:r>
-          </w:p>
-        </w:tc>
-        <w:tc>
-          <w:tcPr>
-            <w:tcW w:w="7019" w:type="dxa"/>
-            <w:shd w:val="clear" w:color="auto" w:fill="auto"/>
-          </w:tcPr>
-          <w:p>
-            <w:pPr>
-              <w:pStyle w:val="25"/>
-              <w:spacing w:before="299" w:line="188" w:lineRule="auto"/>
-              <w:ind w:left="192"/>
-              <w:rPr>
-                <w:rFonts w:hint="eastAsia" w:ascii="宋体" w:hAnsi="宋体" w:eastAsia="宋体" w:cs="宋体"/>
-                <w:sz w:val="24"/>
-                <w:szCs w:val="24"/>
-              </w:rPr>
-            </w:pPr>
-            <w:r>
-              <w:rPr>
-                <w:rFonts w:hint="eastAsia" w:ascii="宋体" w:hAnsi="宋体" w:eastAsia="宋体" w:cs="宋体"/>
-                <w:color w:val="333333"/>
-                <w:spacing w:val="4"/>
-                <w:sz w:val="24"/>
-                <w:szCs w:val="24"/>
-              </w:rPr>
-              <w:t>包括存储阵列、磁带库、光纤交换机等的配置、扩</w:t>
-            </w:r>
-            <w:r>
-              <w:rPr>
-                <w:rFonts w:hint="eastAsia" w:ascii="宋体" w:hAnsi="宋体" w:eastAsia="宋体" w:cs="宋体"/>
-                <w:color w:val="333333"/>
-                <w:spacing w:val="3"/>
-                <w:sz w:val="24"/>
-                <w:szCs w:val="24"/>
-              </w:rPr>
-              <w:t>容与故障处理方案。</w:t>
-            </w:r>
-          </w:p>
-        </w:tc>
-      </w:tr>
-      <w:tr>
-        <w:tblPrEx>
-          <w:tblBorders>
-            <w:top w:val="single" w:color="auto" w:sz="4" w:space="0"/>
-            <w:left w:val="single" w:color="auto" w:sz="4" w:space="0"/>
-            <w:bottom w:val="single" w:color="auto" w:sz="4" w:space="0"/>
-            <w:right w:val="single" w:color="auto" w:sz="4" w:space="0"/>
-            <w:insideH w:val="single" w:color="auto" w:sz="4" w:space="0"/>
-            <w:insideV w:val="single" w:color="auto" w:sz="4" w:space="0"/>
-          </w:tblBorders>
-          <w:tblCellMar>
-            <w:top w:w="0" w:type="dxa"/>
-            <w:left w:w="0" w:type="dxa"/>
-            <w:bottom w:w="0" w:type="dxa"/>
-            <w:right w:w="0" w:type="dxa"/>
-          </w:tblCellMar>
-        </w:tblPrEx>
-        <w:trPr>
-          <w:trHeight w:val="779" w:hRule="atLeast"/>
+          <w:jc w:val="center"/>
         </w:trPr>
         <w:tc>
           <w:tcPr>
@@ -4032,6 +3926,7 @@
         </w:tblPrEx>
         <w:trPr>
           <w:trHeight w:val="1079" w:hRule="atLeast"/>
+          <w:jc w:val="center"/>
         </w:trPr>
         <w:tc>
           <w:tcPr>
@@ -4269,6 +4164,7 @@
         </w:tblPrEx>
         <w:trPr>
           <w:trHeight w:val="1086" w:hRule="atLeast"/>
+          <w:jc w:val="center"/>
         </w:trPr>
         <w:tc>
           <w:tcPr>
@@ -4431,7 +4327,7 @@
           <w:rFonts w:hint="eastAsia"/>
         </w:rPr>
       </w:pPr>
-      <w:bookmarkStart w:id="8" w:name="_Toc28961"/>
+      <w:bookmarkStart w:id="8" w:name="_Toc5525"/>
       <w:r>
         <w:rPr>
           <w:rFonts w:hint="eastAsia"/>
@@ -4459,7 +4355,7 @@
         <w:rPr>
           <w:rFonts w:hint="eastAsia"/>
         </w:rPr>
-        <w:t>知识生命周期包含以下十二个组成部分，确保知识从产生到消亡的每一个环节都得到有效管理：</w:t>
+        <w:t>知识生命周期包含以下十二个组成部分，确保知识从产生到消亡的每一个环节都得到有效管理</w:t>
       </w:r>
     </w:p>
     <w:p>
@@ -4470,7 +4366,7 @@
           <w:rFonts w:hint="eastAsia"/>
         </w:rPr>
       </w:pPr>
-      <w:bookmarkStart w:id="9" w:name="_Toc25440"/>
+      <w:bookmarkStart w:id="9" w:name="_Toc23616"/>
       <w:r>
         <w:rPr>
           <w:rFonts w:hint="eastAsia"/>
@@ -4602,7 +4498,7 @@
           <w:rFonts w:hint="eastAsia"/>
         </w:rPr>
       </w:pPr>
-      <w:bookmarkStart w:id="10" w:name="_Toc15261"/>
+      <w:bookmarkStart w:id="10" w:name="_Toc25036"/>
       <w:r>
         <w:rPr>
           <w:rFonts w:hint="eastAsia"/>
@@ -4636,7 +4532,7 @@
           <w:rFonts w:hint="eastAsia"/>
         </w:rPr>
       </w:pPr>
-      <w:bookmarkStart w:id="11" w:name="_Toc25641"/>
+      <w:bookmarkStart w:id="11" w:name="_Toc29870"/>
       <w:r>
         <w:rPr>
           <w:rFonts w:hint="eastAsia"/>
@@ -4670,7 +4566,7 @@
           <w:rFonts w:hint="eastAsia"/>
         </w:rPr>
       </w:pPr>
-      <w:bookmarkStart w:id="12" w:name="_Toc23597"/>
+      <w:bookmarkStart w:id="12" w:name="_Toc231"/>
       <w:r>
         <w:rPr>
           <w:rFonts w:hint="eastAsia"/>
@@ -4704,7 +4600,7 @@
           <w:rFonts w:hint="eastAsia"/>
         </w:rPr>
       </w:pPr>
-      <w:bookmarkStart w:id="13" w:name="_Toc20185"/>
+      <w:bookmarkStart w:id="13" w:name="_Toc16202"/>
       <w:r>
         <w:rPr>
           <w:rFonts w:hint="eastAsia"/>
@@ -4738,7 +4634,7 @@
           <w:rFonts w:hint="eastAsia"/>
         </w:rPr>
       </w:pPr>
-      <w:bookmarkStart w:id="14" w:name="_Toc6047"/>
+      <w:bookmarkStart w:id="14" w:name="_Toc1512"/>
       <w:r>
         <w:rPr>
           <w:rFonts w:hint="eastAsia"/>
@@ -4772,7 +4668,7 @@
           <w:rFonts w:hint="eastAsia"/>
         </w:rPr>
       </w:pPr>
-      <w:bookmarkStart w:id="15" w:name="_Toc2079"/>
+      <w:bookmarkStart w:id="15" w:name="_Toc27628"/>
       <w:r>
         <w:rPr>
           <w:rFonts w:hint="eastAsia"/>
@@ -4847,7 +4743,7 @@
           <w:rFonts w:hint="eastAsia"/>
         </w:rPr>
       </w:pPr>
-      <w:bookmarkStart w:id="16" w:name="_Toc3733"/>
+      <w:bookmarkStart w:id="16" w:name="_Toc3765"/>
       <w:r>
         <w:rPr>
           <w:rFonts w:hint="eastAsia"/>
@@ -4917,7 +4813,7 @@
           <w:rFonts w:hint="eastAsia"/>
         </w:rPr>
       </w:pPr>
-      <w:bookmarkStart w:id="17" w:name="_Toc2560"/>
+      <w:bookmarkStart w:id="17" w:name="_Toc24712"/>
       <w:r>
         <w:rPr>
           <w:rFonts w:hint="eastAsia"/>
@@ -4974,7 +4870,7 @@
           <w:rFonts w:hint="eastAsia"/>
         </w:rPr>
       </w:pPr>
-      <w:bookmarkStart w:id="18" w:name="_Toc26437"/>
+      <w:bookmarkStart w:id="18" w:name="_Toc21114"/>
       <w:r>
         <w:rPr>
           <w:rFonts w:hint="eastAsia"/>
@@ -5031,7 +4927,7 @@
           <w:rFonts w:hint="eastAsia"/>
         </w:rPr>
       </w:pPr>
-      <w:bookmarkStart w:id="19" w:name="_Toc11542"/>
+      <w:bookmarkStart w:id="19" w:name="_Toc17557"/>
       <w:r>
         <w:rPr>
           <w:rFonts w:hint="eastAsia"/>
@@ -5095,7 +4991,7 @@
           <w:rFonts w:hint="eastAsia"/>
         </w:rPr>
       </w:pPr>
-      <w:bookmarkStart w:id="20" w:name="_Toc7733"/>
+      <w:bookmarkStart w:id="20" w:name="_Toc23518"/>
       <w:r>
         <w:rPr>
           <w:rFonts w:hint="eastAsia"/>
@@ -5172,7 +5068,7 @@
           <w:rFonts w:hint="eastAsia"/>
         </w:rPr>
       </w:pPr>
-      <w:bookmarkStart w:id="21" w:name="_Toc12504"/>
+      <w:bookmarkStart w:id="21" w:name="_Toc15594"/>
       <w:r>
         <w:rPr>
           <w:rFonts w:hint="eastAsia"/>
@@ -5184,7 +5080,7 @@
     <w:tbl>
       <w:tblPr>
         <w:tblStyle w:val="24"/>
-        <w:tblW w:w="6513" w:type="dxa"/>
+        <w:tblW w:w="8070" w:type="dxa"/>
         <w:tblInd w:w="13" w:type="dxa"/>
         <w:tblBorders>
           <w:top w:val="single" w:color="000000" w:sz="4" w:space="0"/>
@@ -5203,8 +5099,9 @@
         </w:tblCellMar>
       </w:tblPr>
       <w:tblGrid>
-        <w:gridCol w:w="1557"/>
-        <w:gridCol w:w="2974"/>
+        <w:gridCol w:w="983"/>
+        <w:gridCol w:w="1860"/>
+        <w:gridCol w:w="3245"/>
         <w:gridCol w:w="991"/>
         <w:gridCol w:w="991"/>
       </w:tblGrid>
@@ -5226,134 +5123,254 @@
           </w:tblCellMar>
         </w:tblPrEx>
         <w:trPr>
-          <w:trHeight w:val="480" w:hRule="atLeast"/>
+          <w:trHeight w:val="252" w:hRule="atLeast"/>
         </w:trPr>
         <w:tc>
           <w:tcPr>
-            <w:tcW w:w="1557" w:type="dxa"/>
+            <w:tcW w:w="983" w:type="dxa"/>
+            <w:shd w:val="clear" w:color="auto" w:fill="C0C0C0"/>
+            <w:vAlign w:val="center"/>
           </w:tcPr>
           <w:p>
             <w:pPr>
-              <w:pStyle w:val="25"/>
-              <w:spacing w:before="149" w:line="220" w:lineRule="auto"/>
-              <w:ind w:left="239"/>
-              <w:rPr>
-                <w:rFonts w:hint="default" w:eastAsia="宋体"/>
+              <w:keepNext w:val="0"/>
+              <w:keepLines w:val="0"/>
+              <w:pageBreakBefore w:val="0"/>
+              <w:widowControl w:val="0"/>
+              <w:kinsoku w:val="0"/>
+              <w:wordWrap/>
+              <w:overflowPunct/>
+              <w:topLinePunct w:val="0"/>
+              <w:autoSpaceDE w:val="0"/>
+              <w:autoSpaceDN w:val="0"/>
+              <w:bidi w:val="0"/>
+              <w:adjustRightInd w:val="0"/>
+              <w:snapToGrid w:val="0"/>
+              <w:spacing w:before="205" w:line="221" w:lineRule="auto"/>
+              <w:ind w:left="0" w:leftChars="0" w:right="0" w:rightChars="0" w:firstLine="0" w:firstLineChars="0"/>
+              <w:jc w:val="center"/>
+              <w:rPr>
+                <w:rFonts w:hint="eastAsia" w:ascii="宋体" w:hAnsi="宋体" w:eastAsia="宋体" w:cs="宋体"/>
                 <w:b/>
                 <w:bCs/>
-                <w:spacing w:val="-2"/>
-                <w:sz w:val="18"/>
-                <w:szCs w:val="18"/>
-                <w:lang w:val="en-US" w:eastAsia="zh-CN"/>
+                <w:snapToGrid w:val="0"/>
+                <w:color w:val="000000"/>
+                <w:spacing w:val="-7"/>
+                <w:kern w:val="0"/>
+                <w:sz w:val="24"/>
+                <w:szCs w:val="24"/>
+                <w:lang w:val="en-US" w:eastAsia="zh-CN" w:bidi="ar-SA"/>
               </w:rPr>
             </w:pPr>
             <w:r>
               <w:rPr>
-                <w:rFonts w:hint="eastAsia"/>
+                <w:rFonts w:ascii="宋体" w:hAnsi="宋体" w:eastAsia="宋体" w:cs="宋体"/>
                 <w:b/>
                 <w:bCs/>
-                <w:spacing w:val="-2"/>
-                <w:sz w:val="18"/>
-                <w:szCs w:val="18"/>
-                <w:lang w:val="en-US" w:eastAsia="zh-CN"/>
-              </w:rPr>
-              <w:t>考核指标</w:t>
+                <w:spacing w:val="-7"/>
+                <w:sz w:val="24"/>
+                <w:szCs w:val="24"/>
+              </w:rPr>
+              <w:t>序号</w:t>
             </w:r>
           </w:p>
         </w:tc>
         <w:tc>
           <w:tcPr>
-            <w:tcW w:w="2974" w:type="dxa"/>
+            <w:tcW w:w="1860" w:type="dxa"/>
+            <w:shd w:val="clear" w:color="auto" w:fill="C0C0C0"/>
+            <w:vAlign w:val="center"/>
           </w:tcPr>
           <w:p>
             <w:pPr>
-              <w:pStyle w:val="25"/>
-              <w:spacing w:before="149" w:line="220" w:lineRule="auto"/>
-              <w:ind w:left="413"/>
-              <w:rPr>
-                <w:rFonts w:hint="default" w:eastAsia="宋体"/>
+              <w:keepNext w:val="0"/>
+              <w:keepLines w:val="0"/>
+              <w:pageBreakBefore w:val="0"/>
+              <w:widowControl w:val="0"/>
+              <w:kinsoku w:val="0"/>
+              <w:wordWrap/>
+              <w:overflowPunct/>
+              <w:topLinePunct w:val="0"/>
+              <w:autoSpaceDE w:val="0"/>
+              <w:autoSpaceDN w:val="0"/>
+              <w:bidi w:val="0"/>
+              <w:adjustRightInd w:val="0"/>
+              <w:snapToGrid w:val="0"/>
+              <w:spacing w:before="205" w:line="221" w:lineRule="auto"/>
+              <w:ind w:left="0" w:leftChars="0" w:right="0" w:rightChars="0" w:firstLine="0" w:firstLineChars="0"/>
+              <w:jc w:val="center"/>
+              <w:rPr>
+                <w:rFonts w:hint="default" w:ascii="宋体" w:hAnsi="宋体" w:eastAsia="宋体" w:cs="宋体"/>
                 <w:b/>
                 <w:bCs/>
-                <w:spacing w:val="-1"/>
-                <w:sz w:val="18"/>
-                <w:szCs w:val="18"/>
-                <w:lang w:val="en-US" w:eastAsia="zh-CN"/>
+                <w:snapToGrid w:val="0"/>
+                <w:color w:val="000000"/>
+                <w:spacing w:val="-7"/>
+                <w:kern w:val="0"/>
+                <w:sz w:val="24"/>
+                <w:szCs w:val="24"/>
+                <w:lang w:val="en-US" w:eastAsia="zh-CN" w:bidi="ar-SA"/>
               </w:rPr>
             </w:pPr>
             <w:r>
               <w:rPr>
-                <w:rFonts w:hint="eastAsia"/>
+                <w:rFonts w:ascii="宋体" w:hAnsi="宋体" w:eastAsia="宋体" w:cs="宋体"/>
                 <w:b/>
                 <w:bCs/>
-                <w:spacing w:val="-1"/>
-                <w:sz w:val="18"/>
-                <w:szCs w:val="18"/>
-                <w:lang w:val="en-US" w:eastAsia="zh-CN"/>
-              </w:rPr>
-              <w:t>计算方式</w:t>
+                <w:spacing w:val="-7"/>
+                <w:sz w:val="24"/>
+                <w:szCs w:val="24"/>
+              </w:rPr>
+              <w:t>衡量指标</w:t>
+            </w:r>
+          </w:p>
+        </w:tc>
+        <w:tc>
+          <w:tcPr>
+            <w:tcW w:w="3245" w:type="dxa"/>
+            <w:shd w:val="clear" w:color="auto" w:fill="C0C0C0"/>
+            <w:vAlign w:val="center"/>
+          </w:tcPr>
+          <w:p>
+            <w:pPr>
+              <w:keepNext w:val="0"/>
+              <w:keepLines w:val="0"/>
+              <w:pageBreakBefore w:val="0"/>
+              <w:widowControl w:val="0"/>
+              <w:kinsoku w:val="0"/>
+              <w:wordWrap/>
+              <w:overflowPunct/>
+              <w:topLinePunct w:val="0"/>
+              <w:autoSpaceDE w:val="0"/>
+              <w:autoSpaceDN w:val="0"/>
+              <w:bidi w:val="0"/>
+              <w:adjustRightInd w:val="0"/>
+              <w:snapToGrid w:val="0"/>
+              <w:spacing w:before="205" w:line="221" w:lineRule="auto"/>
+              <w:ind w:left="0" w:leftChars="0" w:right="0" w:rightChars="0" w:firstLine="0" w:firstLineChars="0"/>
+              <w:jc w:val="center"/>
+              <w:rPr>
+                <w:rFonts w:hint="default" w:ascii="宋体" w:hAnsi="宋体" w:eastAsia="宋体" w:cs="宋体"/>
+                <w:b/>
+                <w:bCs/>
+                <w:snapToGrid w:val="0"/>
+                <w:color w:val="000000"/>
+                <w:spacing w:val="-7"/>
+                <w:kern w:val="0"/>
+                <w:sz w:val="24"/>
+                <w:szCs w:val="24"/>
+                <w:lang w:val="en-US" w:eastAsia="zh-CN" w:bidi="ar-SA"/>
+              </w:rPr>
+            </w:pPr>
+            <w:r>
+              <w:rPr>
+                <w:rFonts w:ascii="宋体" w:hAnsi="宋体" w:eastAsia="宋体" w:cs="宋体"/>
+                <w:b/>
+                <w:bCs/>
+                <w:spacing w:val="-7"/>
+                <w:sz w:val="24"/>
+                <w:szCs w:val="24"/>
+              </w:rPr>
+              <w:t>指标计算说明</w:t>
             </w:r>
           </w:p>
         </w:tc>
         <w:tc>
           <w:tcPr>
             <w:tcW w:w="991" w:type="dxa"/>
+            <w:shd w:val="clear" w:color="auto" w:fill="C0C0C0"/>
+            <w:vAlign w:val="center"/>
           </w:tcPr>
           <w:p>
             <w:pPr>
-              <w:pStyle w:val="25"/>
-              <w:spacing w:before="149" w:line="220" w:lineRule="auto"/>
-              <w:ind w:left="231" w:leftChars="0"/>
-              <w:rPr>
-                <w:rFonts w:hint="eastAsia" w:eastAsia="宋体"/>
+              <w:keepNext w:val="0"/>
+              <w:keepLines w:val="0"/>
+              <w:pageBreakBefore w:val="0"/>
+              <w:widowControl w:val="0"/>
+              <w:kinsoku w:val="0"/>
+              <w:wordWrap/>
+              <w:overflowPunct/>
+              <w:topLinePunct w:val="0"/>
+              <w:autoSpaceDE w:val="0"/>
+              <w:autoSpaceDN w:val="0"/>
+              <w:bidi w:val="0"/>
+              <w:adjustRightInd w:val="0"/>
+              <w:snapToGrid w:val="0"/>
+              <w:spacing w:before="205" w:line="221" w:lineRule="auto"/>
+              <w:ind w:left="0" w:leftChars="0" w:right="0" w:rightChars="0" w:firstLine="0" w:firstLineChars="0"/>
+              <w:jc w:val="center"/>
+              <w:rPr>
+                <w:rFonts w:hint="eastAsia" w:ascii="宋体" w:hAnsi="宋体" w:eastAsia="宋体" w:cs="宋体"/>
                 <w:b/>
                 <w:bCs/>
-                <w:spacing w:val="-2"/>
-                <w:sz w:val="18"/>
-                <w:szCs w:val="18"/>
-                <w:lang w:val="en-US" w:eastAsia="zh-CN"/>
+                <w:snapToGrid w:val="0"/>
+                <w:color w:val="000000"/>
+                <w:spacing w:val="-7"/>
+                <w:kern w:val="0"/>
+                <w:sz w:val="24"/>
+                <w:szCs w:val="24"/>
+                <w:lang w:val="en-US" w:eastAsia="zh-CN" w:bidi="ar-SA"/>
               </w:rPr>
             </w:pPr>
             <w:r>
               <w:rPr>
-                <w:rFonts w:hint="eastAsia"/>
+                <w:rFonts w:hint="eastAsia" w:ascii="宋体" w:hAnsi="宋体" w:eastAsia="宋体" w:cs="宋体"/>
                 <w:b/>
                 <w:bCs/>
-                <w:spacing w:val="-2"/>
-                <w:sz w:val="18"/>
-                <w:szCs w:val="18"/>
+                <w:spacing w:val="-7"/>
+                <w:sz w:val="24"/>
+                <w:szCs w:val="24"/>
                 <w:lang w:val="en-US" w:eastAsia="zh-CN"/>
               </w:rPr>
-              <w:t>频次</w:t>
+              <w:t>考核频次</w:t>
             </w:r>
           </w:p>
         </w:tc>
         <w:tc>
           <w:tcPr>
             <w:tcW w:w="991" w:type="dxa"/>
+            <w:shd w:val="clear" w:color="auto" w:fill="C0C0C0"/>
+            <w:vAlign w:val="center"/>
           </w:tcPr>
           <w:p>
             <w:pPr>
-              <w:pStyle w:val="25"/>
-              <w:spacing w:before="149" w:line="220" w:lineRule="auto"/>
-              <w:ind w:left="231" w:leftChars="0"/>
-              <w:rPr>
-                <w:rFonts w:hint="default"/>
+              <w:keepNext w:val="0"/>
+              <w:keepLines w:val="0"/>
+              <w:pageBreakBefore w:val="0"/>
+              <w:widowControl w:val="0"/>
+              <w:kinsoku w:val="0"/>
+              <w:wordWrap/>
+              <w:overflowPunct/>
+              <w:topLinePunct w:val="0"/>
+              <w:autoSpaceDE w:val="0"/>
+              <w:autoSpaceDN w:val="0"/>
+              <w:bidi w:val="0"/>
+              <w:adjustRightInd w:val="0"/>
+              <w:snapToGrid w:val="0"/>
+              <w:spacing w:before="205" w:line="221" w:lineRule="auto"/>
+              <w:ind w:left="0" w:leftChars="0" w:right="0" w:rightChars="0" w:firstLine="0" w:firstLineChars="0"/>
+              <w:jc w:val="center"/>
+              <w:rPr>
+                <w:rFonts w:hint="default" w:ascii="宋体" w:hAnsi="宋体" w:eastAsia="宋体" w:cs="宋体"/>
                 <w:b/>
                 <w:bCs/>
-                <w:spacing w:val="-2"/>
-                <w:sz w:val="18"/>
-                <w:szCs w:val="18"/>
-                <w:lang w:val="en-US" w:eastAsia="zh-CN"/>
+                <w:snapToGrid w:val="0"/>
+                <w:color w:val="000000"/>
+                <w:spacing w:val="-7"/>
+                <w:kern w:val="0"/>
+                <w:sz w:val="24"/>
+                <w:szCs w:val="24"/>
+                <w:lang w:val="en-US" w:eastAsia="zh-CN" w:bidi="ar-SA"/>
               </w:rPr>
             </w:pPr>
             <w:r>
               <w:rPr>
-                <w:rFonts w:hint="eastAsia"/>
+                <w:rFonts w:hint="eastAsia" w:ascii="宋体" w:hAnsi="宋体" w:cs="宋体"/>
                 <w:b/>
                 <w:bCs/>
-                <w:spacing w:val="-2"/>
-                <w:sz w:val="18"/>
-                <w:szCs w:val="18"/>
+                <w:spacing w:val="-7"/>
+                <w:sz w:val="24"/>
+                <w:szCs w:val="24"/>
                 <w:lang w:val="en-US" w:eastAsia="zh-CN"/>
               </w:rPr>
               <w:t>目标值</w:t>
@@ -5383,67 +5400,103 @@
         </w:trPr>
         <w:tc>
           <w:tcPr>
-            <w:tcW w:w="1557" w:type="dxa"/>
+            <w:tcW w:w="983" w:type="dxa"/>
           </w:tcPr>
           <w:p>
             <w:pPr>
               <w:pStyle w:val="25"/>
               <w:spacing w:before="149" w:line="220" w:lineRule="auto"/>
-              <w:ind w:left="239"/>
-              <w:rPr>
-                <w:b/>
-                <w:bCs/>
-                <w:sz w:val="18"/>
-                <w:szCs w:val="18"/>
+              <w:ind w:left="0" w:leftChars="0" w:right="0" w:rightChars="0" w:firstLine="0" w:firstLineChars="0"/>
+              <w:jc w:val="center"/>
+              <w:rPr>
+                <w:rFonts w:hint="eastAsia" w:eastAsia="宋体"/>
+                <w:b w:val="0"/>
+                <w:bCs w:val="0"/>
+                <w:spacing w:val="-2"/>
+                <w:sz w:val="24"/>
+                <w:szCs w:val="24"/>
+                <w:lang w:val="en-US" w:eastAsia="zh-CN"/>
               </w:rPr>
             </w:pPr>
             <w:r>
               <w:rPr>
-                <w:b/>
-                <w:bCs/>
+                <w:rFonts w:hint="eastAsia"/>
+                <w:b w:val="0"/>
+                <w:bCs w:val="0"/>
                 <w:spacing w:val="-2"/>
-                <w:sz w:val="18"/>
-                <w:szCs w:val="18"/>
-              </w:rPr>
-              <w:t>新增知识条目</w:t>
+                <w:sz w:val="24"/>
+                <w:szCs w:val="24"/>
+                <w:lang w:val="en-US" w:eastAsia="zh-CN"/>
+              </w:rPr>
+              <w:t>1</w:t>
             </w:r>
           </w:p>
         </w:tc>
         <w:tc>
           <w:tcPr>
-            <w:tcW w:w="2974" w:type="dxa"/>
+            <w:tcW w:w="1860" w:type="dxa"/>
           </w:tcPr>
           <w:p>
             <w:pPr>
               <w:pStyle w:val="25"/>
               <w:spacing w:before="149" w:line="220" w:lineRule="auto"/>
-              <w:ind w:left="413"/>
-              <w:rPr>
-                <w:b/>
-                <w:bCs/>
-                <w:sz w:val="18"/>
-                <w:szCs w:val="18"/>
+              <w:ind w:left="0" w:leftChars="0" w:right="0" w:rightChars="0" w:firstLine="0" w:firstLineChars="0"/>
+              <w:jc w:val="center"/>
+              <w:rPr>
+                <w:b w:val="0"/>
+                <w:bCs w:val="0"/>
+                <w:sz w:val="24"/>
+                <w:szCs w:val="24"/>
               </w:rPr>
             </w:pPr>
             <w:r>
               <w:rPr>
+                <w:b w:val="0"/>
+                <w:bCs w:val="0"/>
+                <w:spacing w:val="-2"/>
+                <w:sz w:val="24"/>
+                <w:szCs w:val="24"/>
+              </w:rPr>
+              <w:t>新增知识条目</w:t>
+            </w:r>
+          </w:p>
+        </w:tc>
+        <w:tc>
+          <w:tcPr>
+            <w:tcW w:w="3245" w:type="dxa"/>
+          </w:tcPr>
+          <w:p>
+            <w:pPr>
+              <w:pStyle w:val="25"/>
+              <w:spacing w:before="149" w:line="220" w:lineRule="auto"/>
+              <w:ind w:left="0" w:leftChars="0" w:right="0" w:rightChars="0" w:firstLine="0" w:firstLineChars="0"/>
+              <w:jc w:val="center"/>
+              <w:rPr>
+                <w:b w:val="0"/>
+                <w:bCs w:val="0"/>
+                <w:sz w:val="24"/>
+                <w:szCs w:val="24"/>
+              </w:rPr>
+            </w:pPr>
+            <w:r>
+              <w:rPr>
                 <w:rFonts w:hint="eastAsia"/>
-                <w:b/>
-                <w:bCs/>
+                <w:b w:val="0"/>
+                <w:bCs w:val="0"/>
                 <w:spacing w:val="-1"/>
-                <w:sz w:val="18"/>
-                <w:szCs w:val="18"/>
+                <w:sz w:val="24"/>
+                <w:szCs w:val="24"/>
                 <w:lang w:val="en-US" w:eastAsia="zh-CN"/>
               </w:rPr>
               <w:t>统计服务知识</w:t>
             </w:r>
             <w:r>
               <w:rPr>
-                <w:b/>
-                <w:bCs/>
+                <w:b w:val="0"/>
+                <w:bCs w:val="0"/>
                 <w:spacing w:val="-1"/>
-                <w:sz w:val="18"/>
-                <w:szCs w:val="18"/>
+                <w:sz w:val="24"/>
+                <w:szCs w:val="24"/>
               </w:rPr>
               <w:t>中新增知识条目</w:t>
             </w:r>
@@ -5457,21 +5510,22 @@
             <w:pPr>
               <w:pStyle w:val="25"/>
               <w:spacing w:before="149" w:line="220" w:lineRule="auto"/>
-              <w:ind w:left="231" w:leftChars="0"/>
-              <w:rPr>
-                <w:b/>
-                <w:bCs/>
-                <w:sz w:val="18"/>
-                <w:szCs w:val="18"/>
+              <w:ind w:left="0" w:leftChars="0" w:right="0" w:rightChars="0" w:firstLine="0" w:firstLineChars="0"/>
+              <w:jc w:val="center"/>
+              <w:rPr>
+                <w:b w:val="0"/>
+                <w:bCs w:val="0"/>
+                <w:sz w:val="24"/>
+                <w:szCs w:val="24"/>
               </w:rPr>
             </w:pPr>
             <w:r>
               <w:rPr>
-                <w:b/>
-                <w:bCs/>
+                <w:b w:val="0"/>
+                <w:bCs w:val="0"/>
                 <w:spacing w:val="-2"/>
-                <w:sz w:val="18"/>
-                <w:szCs w:val="18"/>
+                <w:sz w:val="24"/>
+                <w:szCs w:val="24"/>
               </w:rPr>
               <w:t>按季度</w:t>
             </w:r>
@@ -5485,25 +5539,26 @@
             <w:pPr>
               <w:pStyle w:val="25"/>
               <w:spacing w:before="149" w:line="220" w:lineRule="auto"/>
-              <w:ind w:left="231" w:leftChars="0"/>
+              <w:ind w:left="0" w:leftChars="0" w:right="0" w:rightChars="0" w:firstLine="0" w:firstLineChars="0"/>
+              <w:jc w:val="center"/>
               <w:rPr>
                 <w:rFonts w:hint="default" w:eastAsia="宋体"/>
-                <w:b/>
-                <w:bCs/>
+                <w:b w:val="0"/>
+                <w:bCs w:val="0"/>
                 <w:spacing w:val="-2"/>
-                <w:sz w:val="18"/>
-                <w:szCs w:val="18"/>
+                <w:sz w:val="24"/>
+                <w:szCs w:val="24"/>
                 <w:lang w:val="en-US" w:eastAsia="zh-CN"/>
               </w:rPr>
             </w:pPr>
             <w:r>
               <w:rPr>
                 <w:rFonts w:hint="eastAsia"/>
-                <w:b/>
-                <w:bCs/>
+                <w:b w:val="0"/>
+                <w:bCs w:val="0"/>
                 <w:spacing w:val="-2"/>
-                <w:sz w:val="18"/>
-                <w:szCs w:val="18"/>
+                <w:sz w:val="24"/>
+                <w:szCs w:val="24"/>
                 <w:lang w:val="en-US" w:eastAsia="zh-CN"/>
               </w:rPr>
               <w:t>≥40条</w:t>
@@ -5526,7 +5581,7 @@
     <w:sectPr>
       <w:headerReference r:id="rId5" w:type="default"/>
       <w:pgSz w:w="11900" w:h="16839"/>
-      <w:pgMar w:top="400" w:right="1474" w:bottom="1134" w:left="1540" w:header="0" w:footer="0" w:gutter="0"/>
+      <w:pgMar w:top="1240" w:right="1474" w:bottom="1099" w:left="1540" w:header="0" w:footer="0" w:gutter="0"/>
       <w:cols w:space="720" w:num="1"/>
     </w:sectPr>
   </w:body>
